--- a/tasuki-electoral-model/output/submission/Title_Page.docx
+++ b/tasuki-electoral-model/output/submission/Title_Page.docx
@@ -14,7 +14,7 @@
         </w:rPr>
         <w:t>Trust-Adjusted Transparent Scoring with Unified Knowledge Integration (TATSUKI):</w:t>
         <w:br/>
-        <w:t>An Agent-Based Model of Accountability-Driven Electoral Reform</w:t>
+        <w:t>An Agent-Based Computational Model of Accountability-Driven Electoral Reform</w:t>
         <w:br/>
         <w:t>with Empirical Calibration</w:t>
       </w:r>
@@ -102,9 +102,6 @@
     </w:p>
     <w:p/>
     <w:p>
-      <w:pPr>
-        <w:spacing w:after="60"/>
-      </w:pPr>
       <w:r>
         <w:rPr>
           <w:b/>
@@ -116,9 +113,6 @@
       </w:r>
     </w:p>
     <w:p>
-      <w:pPr>
-        <w:spacing w:after="60"/>
-      </w:pPr>
       <w:r>
         <w:rPr>
           <w:b/>
@@ -174,7 +168,7 @@
     </w:p>
     <w:p>
       <w:r>
-        <w:t>[Specify funding sources, if any. If none, state: "This research did not receive any specific grant from funding agencies in the public, commercial, or not-for-profit sectors."]</w:t>
+        <w:t>This research did not receive any specific grant from funding agencies in the public, commercial, or not-for-profit sectors.</w:t>
       </w:r>
     </w:p>
     <w:sectPr>
